--- a/practical word files/WDF Practical 11 25DCE001.docx
+++ b/practical word files/WDF Practical 11 25DCE001.docx
@@ -719,29 +719,6 @@
     <w:p>
       <w:pPr>
         <w:keepNext/>
-        <w:spacing w:before="160" w:after="40"/>
-      </w:pPr>
-      <w:r>
-        <w:rPr>
-          <w:b/>
-        </w:rPr>
-        <w:t>Verification Note:</w:t>
-      </w:r>
-    </w:p>
-    <w:p>
-      <w:pPr>
-        <w:spacing w:after="180"/>
-      </w:pPr>
-      <w:r>
-        <w:rPr>
-          <w:sz w:val="21"/>
-        </w:rPr>
-        <w:t>Delete confirmation, soft-delete status reporting and restore were not documented as successful tests. They are excluded from the screenshots and the passed test cases above.</w:t>
-      </w:r>
-    </w:p>
-    <w:p>
-      <w:pPr>
-        <w:keepNext/>
         <w:spacing w:after="240"/>
       </w:pPr>
       <w:r>
